--- a/MERN Phase Wise/Phase Wise Templets/Project Planning Phase/Project Planning Template.docx
+++ b/MERN Phase Wise/Phase Wise Templets/Project Planning Phase/Project Planning Template.docx
@@ -117,17 +117,8 @@
         <w:tc>
           <w:tcPr/>
           <w:p>
-            <w:pPr>
-              <w:rPr>
-                <w:rFonts w:ascii="Arial" w:cs="Arial" w:eastAsia="Arial" w:hAnsi="Arial"/>
-              </w:rPr>
-            </w:pPr>
-            <w:r>
-              <w:rPr>
-                <w:rFonts w:ascii="Arial" w:cs="Arial" w:eastAsia="Arial" w:hAnsi="Arial"/>
-                <w:rtl w:val="0"/>
-              </w:rPr>
-              <w:t xml:space="preserve">15 February 2025</w:t>
+            <w:r>
+              <w:t>14 July 2026</w:t>
             </w:r>
           </w:p>
         </w:tc>
@@ -157,16 +148,7 @@
         <w:tc>
           <w:tcPr/>
           <w:p>
-            <w:pPr>
-              <w:rPr>
-                <w:rFonts w:ascii="Arial" w:cs="Arial" w:eastAsia="Arial" w:hAnsi="Arial"/>
-              </w:rPr>
-            </w:pPr>
-            <w:r>
-              <w:rPr>
-                <w:rtl w:val="0"/>
-              </w:rPr>
-            </w:r>
+            <w:r/>
           </w:p>
         </w:tc>
       </w:tr>
@@ -195,15 +177,8 @@
         <w:tc>
           <w:tcPr/>
           <w:p>
-            <w:pPr>
-              <w:rPr>
-                <w:rFonts w:ascii="Arial" w:cs="Arial" w:eastAsia="Arial" w:hAnsi="Arial"/>
-              </w:rPr>
-            </w:pPr>
-            <w:r>
-              <w:rPr>
-                <w:rtl w:val="0"/>
-              </w:rPr>
+            <w:r>
+              <w:t>Nutrition Assistant</w:t>
             </w:r>
           </w:p>
         </w:tc>
@@ -233,17 +208,8 @@
         <w:tc>
           <w:tcPr/>
           <w:p>
-            <w:pPr>
-              <w:rPr>
-                <w:rFonts w:ascii="Arial" w:cs="Arial" w:eastAsia="Arial" w:hAnsi="Arial"/>
-              </w:rPr>
-            </w:pPr>
-            <w:r>
-              <w:rPr>
-                <w:rFonts w:ascii="Arial" w:cs="Arial" w:eastAsia="Arial" w:hAnsi="Arial"/>
-                <w:rtl w:val="0"/>
-              </w:rPr>
-              <w:t xml:space="preserve">5 Marks</w:t>
+            <w:r>
+              <w:t>5 Marks</w:t>
             </w:r>
           </w:p>
         </w:tc>
@@ -522,145 +488,55 @@
         <w:tc>
           <w:tcPr/>
           <w:p>
-            <w:pPr>
-              <w:rPr>
-                <w:rFonts w:ascii="Arial" w:cs="Arial" w:eastAsia="Arial" w:hAnsi="Arial"/>
-                <w:sz w:val="20"/>
-                <w:szCs w:val="20"/>
-              </w:rPr>
-            </w:pPr>
-            <w:r>
-              <w:rPr>
-                <w:rFonts w:ascii="Arial" w:cs="Arial" w:eastAsia="Arial" w:hAnsi="Arial"/>
-                <w:sz w:val="20"/>
-                <w:szCs w:val="20"/>
-                <w:rtl w:val="0"/>
-              </w:rPr>
-              <w:t xml:space="preserve">Sprint-1</w:t>
-            </w:r>
-          </w:p>
-        </w:tc>
-        <w:tc>
-          <w:tcPr/>
-          <w:p>
-            <w:pPr>
-              <w:rPr>
-                <w:rFonts w:ascii="Arial" w:cs="Arial" w:eastAsia="Arial" w:hAnsi="Arial"/>
-                <w:sz w:val="20"/>
-                <w:szCs w:val="20"/>
-              </w:rPr>
-            </w:pPr>
-            <w:r>
-              <w:rPr>
-                <w:rFonts w:ascii="Arial" w:cs="Arial" w:eastAsia="Arial" w:hAnsi="Arial"/>
-                <w:sz w:val="20"/>
-                <w:szCs w:val="20"/>
-                <w:rtl w:val="0"/>
-              </w:rPr>
-              <w:t xml:space="preserve">Registration</w:t>
-            </w:r>
-          </w:p>
-        </w:tc>
-        <w:tc>
-          <w:tcPr/>
-          <w:p>
-            <w:pPr>
-              <w:rPr>
-                <w:rFonts w:ascii="Arial" w:cs="Arial" w:eastAsia="Arial" w:hAnsi="Arial"/>
-                <w:sz w:val="20"/>
-                <w:szCs w:val="20"/>
-              </w:rPr>
-            </w:pPr>
-            <w:r>
-              <w:rPr>
-                <w:rFonts w:ascii="Arial" w:cs="Arial" w:eastAsia="Arial" w:hAnsi="Arial"/>
-                <w:sz w:val="20"/>
-                <w:szCs w:val="20"/>
-                <w:rtl w:val="0"/>
-              </w:rPr>
-              <w:t xml:space="preserve">USN-1</w:t>
-            </w:r>
-          </w:p>
-        </w:tc>
-        <w:tc>
-          <w:tcPr/>
-          <w:p>
-            <w:pPr>
-              <w:rPr>
-                <w:rFonts w:ascii="Arial" w:cs="Arial" w:eastAsia="Arial" w:hAnsi="Arial"/>
-                <w:sz w:val="20"/>
-                <w:szCs w:val="20"/>
-              </w:rPr>
-            </w:pPr>
-            <w:r>
-              <w:rPr>
-                <w:rFonts w:ascii="Arial" w:cs="Arial" w:eastAsia="Arial" w:hAnsi="Arial"/>
-                <w:sz w:val="20"/>
-                <w:szCs w:val="20"/>
-                <w:rtl w:val="0"/>
-              </w:rPr>
-              <w:t xml:space="preserve">As a user, I can register for the application by entering my email, password, and confirming my password.</w:t>
-            </w:r>
-          </w:p>
-        </w:tc>
-        <w:tc>
-          <w:tcPr/>
-          <w:p>
-            <w:pPr>
-              <w:jc w:val="center"/>
-              <w:rPr>
-                <w:rFonts w:ascii="Arial" w:cs="Arial" w:eastAsia="Arial" w:hAnsi="Arial"/>
-                <w:sz w:val="20"/>
-                <w:szCs w:val="20"/>
-              </w:rPr>
-            </w:pPr>
-            <w:r>
-              <w:rPr>
-                <w:rFonts w:ascii="Arial" w:cs="Arial" w:eastAsia="Arial" w:hAnsi="Arial"/>
-                <w:sz w:val="20"/>
-                <w:szCs w:val="20"/>
-                <w:rtl w:val="0"/>
-              </w:rPr>
-              <w:t xml:space="preserve">2</w:t>
-            </w:r>
-          </w:p>
-        </w:tc>
-        <w:tc>
-          <w:tcPr/>
-          <w:p>
-            <w:pPr>
-              <w:rPr>
-                <w:rFonts w:ascii="Arial" w:cs="Arial" w:eastAsia="Arial" w:hAnsi="Arial"/>
-                <w:sz w:val="20"/>
-                <w:szCs w:val="20"/>
-              </w:rPr>
-            </w:pPr>
-            <w:r>
-              <w:rPr>
-                <w:rFonts w:ascii="Arial" w:cs="Arial" w:eastAsia="Arial" w:hAnsi="Arial"/>
-                <w:sz w:val="20"/>
-                <w:szCs w:val="20"/>
-                <w:rtl w:val="0"/>
-              </w:rPr>
-              <w:t xml:space="preserve">High</w:t>
-            </w:r>
-          </w:p>
-        </w:tc>
-        <w:tc>
-          <w:tcPr/>
-          <w:p>
-            <w:pPr>
-              <w:rPr>
-                <w:rFonts w:ascii="Arial" w:cs="Arial" w:eastAsia="Arial" w:hAnsi="Arial"/>
-                <w:sz w:val="20"/>
-                <w:szCs w:val="20"/>
-              </w:rPr>
-            </w:pPr>
-            <w:r>
-              <w:rPr>
-                <w:rtl w:val="0"/>
-              </w:rPr>
-            </w:r>
+            <w:r>
+              <w:t>Sprint-1</w:t>
+            </w:r>
+          </w:p>
+        </w:tc>
+        <w:tc>
+          <w:tcPr/>
+          <w:p>
+            <w:r>
+              <w:t>Authentication</w:t>
+            </w:r>
+          </w:p>
+        </w:tc>
+        <w:tc>
+          <w:tcPr/>
+          <w:p>
+            <w:r>
+              <w:t>USN-1</w:t>
+            </w:r>
+          </w:p>
+        </w:tc>
+        <w:tc>
+          <w:tcPr/>
+          <w:p>
+            <w:r>
+              <w:t>As a user, I can register an account.</w:t>
+            </w:r>
+          </w:p>
+        </w:tc>
+        <w:tc>
+          <w:tcPr/>
+          <w:p>
+            <w:r>
+              <w:t>2</w:t>
+            </w:r>
+          </w:p>
+        </w:tc>
+        <w:tc>
+          <w:tcPr/>
+          <w:p>
+            <w:r>
+              <w:t>High</w:t>
+            </w:r>
+          </w:p>
+        </w:tc>
+        <w:tc>
+          <w:tcPr/>
+          <w:p>
+            <w:r/>
           </w:p>
         </w:tc>
       </w:tr>
@@ -673,121 +549,53 @@
         <w:tc>
           <w:tcPr/>
           <w:p>
-            <w:pPr>
-              <w:rPr>
-                <w:rFonts w:ascii="Arial" w:cs="Arial" w:eastAsia="Arial" w:hAnsi="Arial"/>
-                <w:sz w:val="20"/>
-                <w:szCs w:val="20"/>
-              </w:rPr>
-            </w:pPr>
-            <w:r>
-              <w:rPr>
-                <w:rtl w:val="0"/>
-              </w:rPr>
-            </w:r>
-          </w:p>
-        </w:tc>
-        <w:tc>
-          <w:tcPr/>
-          <w:p>
-            <w:pPr>
-              <w:rPr>
-                <w:rFonts w:ascii="Arial" w:cs="Arial" w:eastAsia="Arial" w:hAnsi="Arial"/>
-                <w:sz w:val="20"/>
-                <w:szCs w:val="20"/>
-              </w:rPr>
-            </w:pPr>
-            <w:r>
-              <w:rPr>
-                <w:rtl w:val="0"/>
-              </w:rPr>
-            </w:r>
-          </w:p>
-        </w:tc>
-        <w:tc>
-          <w:tcPr/>
-          <w:p>
-            <w:pPr>
-              <w:rPr>
-                <w:rFonts w:ascii="Arial" w:cs="Arial" w:eastAsia="Arial" w:hAnsi="Arial"/>
-                <w:sz w:val="20"/>
-                <w:szCs w:val="20"/>
-              </w:rPr>
-            </w:pPr>
-            <w:r>
-              <w:rPr>
-                <w:rtl w:val="0"/>
-              </w:rPr>
-            </w:r>
-          </w:p>
-        </w:tc>
-        <w:tc>
-          <w:tcPr/>
-          <w:p>
-            <w:pPr>
-              <w:rPr>
-                <w:rFonts w:ascii="Arial" w:cs="Arial" w:eastAsia="Arial" w:hAnsi="Arial"/>
-                <w:sz w:val="20"/>
-                <w:szCs w:val="20"/>
-              </w:rPr>
-            </w:pPr>
-            <w:r>
-              <w:rPr>
-                <w:rtl w:val="0"/>
-              </w:rPr>
-            </w:r>
-          </w:p>
-        </w:tc>
-        <w:tc>
-          <w:tcPr/>
-          <w:p>
-            <w:pPr>
-              <w:jc w:val="center"/>
-              <w:rPr>
-                <w:rFonts w:ascii="Arial" w:cs="Arial" w:eastAsia="Arial" w:hAnsi="Arial"/>
-                <w:sz w:val="20"/>
-                <w:szCs w:val="20"/>
-              </w:rPr>
-            </w:pPr>
-            <w:r>
-              <w:rPr>
-                <w:rtl w:val="0"/>
-              </w:rPr>
-            </w:r>
-          </w:p>
-        </w:tc>
-        <w:tc>
-          <w:tcPr/>
-          <w:p>
-            <w:pPr>
-              <w:rPr>
-                <w:rFonts w:ascii="Arial" w:cs="Arial" w:eastAsia="Arial" w:hAnsi="Arial"/>
-                <w:sz w:val="20"/>
-                <w:szCs w:val="20"/>
-              </w:rPr>
-            </w:pPr>
-            <w:r>
-              <w:rPr>
-                <w:rtl w:val="0"/>
-              </w:rPr>
-            </w:r>
-          </w:p>
-        </w:tc>
-        <w:tc>
-          <w:tcPr/>
-          <w:p>
-            <w:pPr>
-              <w:rPr>
-                <w:rFonts w:ascii="Arial" w:cs="Arial" w:eastAsia="Arial" w:hAnsi="Arial"/>
-                <w:sz w:val="20"/>
-                <w:szCs w:val="20"/>
-              </w:rPr>
-            </w:pPr>
-            <w:r>
-              <w:rPr>
-                <w:rtl w:val="0"/>
-              </w:rPr>
-            </w:r>
+            <w:r>
+              <w:t>Sprint-1</w:t>
+            </w:r>
+          </w:p>
+        </w:tc>
+        <w:tc>
+          <w:tcPr/>
+          <w:p>
+            <w:r/>
+          </w:p>
+        </w:tc>
+        <w:tc>
+          <w:tcPr/>
+          <w:p>
+            <w:r>
+              <w:t>USN-2</w:t>
+            </w:r>
+          </w:p>
+        </w:tc>
+        <w:tc>
+          <w:tcPr/>
+          <w:p>
+            <w:r>
+              <w:t>As a user, I can log in securely.</w:t>
+            </w:r>
+          </w:p>
+        </w:tc>
+        <w:tc>
+          <w:tcPr/>
+          <w:p>
+            <w:r>
+              <w:t>2</w:t>
+            </w:r>
+          </w:p>
+        </w:tc>
+        <w:tc>
+          <w:tcPr/>
+          <w:p>
+            <w:r>
+              <w:t>High</w:t>
+            </w:r>
+          </w:p>
+        </w:tc>
+        <w:tc>
+          <w:tcPr/>
+          <w:p>
+            <w:r/>
           </w:p>
         </w:tc>
       </w:tr>
@@ -800,141 +608,53 @@
         <w:tc>
           <w:tcPr/>
           <w:p>
-            <w:pPr>
-              <w:rPr>
-                <w:rFonts w:ascii="Arial" w:cs="Arial" w:eastAsia="Arial" w:hAnsi="Arial"/>
-                <w:sz w:val="20"/>
-                <w:szCs w:val="20"/>
-              </w:rPr>
-            </w:pPr>
-            <w:r>
-              <w:rPr>
-                <w:rFonts w:ascii="Arial" w:cs="Arial" w:eastAsia="Arial" w:hAnsi="Arial"/>
-                <w:sz w:val="20"/>
-                <w:szCs w:val="20"/>
-                <w:rtl w:val="0"/>
-              </w:rPr>
-              <w:t xml:space="preserve">Sprint-1</w:t>
-            </w:r>
-          </w:p>
-        </w:tc>
-        <w:tc>
-          <w:tcPr/>
-          <w:p>
-            <w:pPr>
-              <w:rPr>
-                <w:rFonts w:ascii="Arial" w:cs="Arial" w:eastAsia="Arial" w:hAnsi="Arial"/>
-                <w:sz w:val="20"/>
-                <w:szCs w:val="20"/>
-              </w:rPr>
-            </w:pPr>
-            <w:r>
-              <w:rPr>
-                <w:rtl w:val="0"/>
-              </w:rPr>
-            </w:r>
-          </w:p>
-        </w:tc>
-        <w:tc>
-          <w:tcPr/>
-          <w:p>
-            <w:pPr>
-              <w:rPr>
-                <w:rFonts w:ascii="Arial" w:cs="Arial" w:eastAsia="Arial" w:hAnsi="Arial"/>
-                <w:sz w:val="20"/>
-                <w:szCs w:val="20"/>
-              </w:rPr>
-            </w:pPr>
-            <w:r>
-              <w:rPr>
-                <w:rFonts w:ascii="Arial" w:cs="Arial" w:eastAsia="Arial" w:hAnsi="Arial"/>
-                <w:sz w:val="20"/>
-                <w:szCs w:val="20"/>
-                <w:rtl w:val="0"/>
-              </w:rPr>
-              <w:t xml:space="preserve">USN-2</w:t>
-            </w:r>
-          </w:p>
-        </w:tc>
-        <w:tc>
-          <w:tcPr/>
-          <w:p>
-            <w:pPr>
-              <w:rPr>
-                <w:rFonts w:ascii="Arial" w:cs="Arial" w:eastAsia="Arial" w:hAnsi="Arial"/>
-                <w:sz w:val="20"/>
-                <w:szCs w:val="20"/>
-              </w:rPr>
-            </w:pPr>
-            <w:r>
-              <w:rPr>
-                <w:rFonts w:ascii="Arial" w:cs="Arial" w:eastAsia="Arial" w:hAnsi="Arial"/>
-                <w:sz w:val="20"/>
-                <w:szCs w:val="20"/>
-                <w:rtl w:val="0"/>
-              </w:rPr>
-              <w:t xml:space="preserve">As a user, I will receive confirmation email once I have registered for the application</w:t>
-            </w:r>
-          </w:p>
-        </w:tc>
-        <w:tc>
-          <w:tcPr/>
-          <w:p>
-            <w:pPr>
-              <w:jc w:val="center"/>
-              <w:rPr>
-                <w:rFonts w:ascii="Arial" w:cs="Arial" w:eastAsia="Arial" w:hAnsi="Arial"/>
-                <w:sz w:val="20"/>
-                <w:szCs w:val="20"/>
-              </w:rPr>
-            </w:pPr>
-            <w:r>
-              <w:rPr>
-                <w:rFonts w:ascii="Arial" w:cs="Arial" w:eastAsia="Arial" w:hAnsi="Arial"/>
-                <w:sz w:val="20"/>
-                <w:szCs w:val="20"/>
-                <w:rtl w:val="0"/>
-              </w:rPr>
-              <w:t xml:space="preserve">1</w:t>
-            </w:r>
-          </w:p>
-        </w:tc>
-        <w:tc>
-          <w:tcPr/>
-          <w:p>
-            <w:pPr>
-              <w:rPr>
-                <w:rFonts w:ascii="Arial" w:cs="Arial" w:eastAsia="Arial" w:hAnsi="Arial"/>
-                <w:sz w:val="20"/>
-                <w:szCs w:val="20"/>
-              </w:rPr>
-            </w:pPr>
-            <w:r>
-              <w:rPr>
-                <w:rFonts w:ascii="Arial" w:cs="Arial" w:eastAsia="Arial" w:hAnsi="Arial"/>
-                <w:sz w:val="20"/>
-                <w:szCs w:val="20"/>
-                <w:rtl w:val="0"/>
-              </w:rPr>
-              <w:t xml:space="preserve">High</w:t>
-            </w:r>
-          </w:p>
-        </w:tc>
-        <w:tc>
-          <w:tcPr/>
-          <w:p>
-            <w:pPr>
-              <w:rPr>
-                <w:rFonts w:ascii="Arial" w:cs="Arial" w:eastAsia="Arial" w:hAnsi="Arial"/>
-                <w:sz w:val="20"/>
-                <w:szCs w:val="20"/>
-              </w:rPr>
-            </w:pPr>
-            <w:r>
-              <w:rPr>
-                <w:rtl w:val="0"/>
-              </w:rPr>
-            </w:r>
+            <w:r>
+              <w:t>Sprint-1</w:t>
+            </w:r>
+          </w:p>
+        </w:tc>
+        <w:tc>
+          <w:tcPr/>
+          <w:p>
+            <w:r/>
+          </w:p>
+        </w:tc>
+        <w:tc>
+          <w:tcPr/>
+          <w:p>
+            <w:r>
+              <w:t>USN-3</w:t>
+            </w:r>
+          </w:p>
+        </w:tc>
+        <w:tc>
+          <w:tcPr/>
+          <w:p>
+            <w:r>
+              <w:t>As a user, I can manage my profile.</w:t>
+            </w:r>
+          </w:p>
+        </w:tc>
+        <w:tc>
+          <w:tcPr/>
+          <w:p>
+            <w:r>
+              <w:t>2</w:t>
+            </w:r>
+          </w:p>
+        </w:tc>
+        <w:tc>
+          <w:tcPr/>
+          <w:p>
+            <w:r>
+              <w:t>Medium</w:t>
+            </w:r>
+          </w:p>
+        </w:tc>
+        <w:tc>
+          <w:tcPr/>
+          <w:p>
+            <w:r/>
           </w:p>
         </w:tc>
       </w:tr>
@@ -947,141 +667,55 @@
         <w:tc>
           <w:tcPr/>
           <w:p>
-            <w:pPr>
-              <w:rPr>
-                <w:rFonts w:ascii="Arial" w:cs="Arial" w:eastAsia="Arial" w:hAnsi="Arial"/>
-                <w:sz w:val="20"/>
-                <w:szCs w:val="20"/>
-              </w:rPr>
-            </w:pPr>
-            <w:r>
-              <w:rPr>
-                <w:rFonts w:ascii="Arial" w:cs="Arial" w:eastAsia="Arial" w:hAnsi="Arial"/>
-                <w:sz w:val="20"/>
-                <w:szCs w:val="20"/>
-                <w:rtl w:val="0"/>
-              </w:rPr>
-              <w:t xml:space="preserve">Sprint-2</w:t>
-            </w:r>
-          </w:p>
-        </w:tc>
-        <w:tc>
-          <w:tcPr/>
-          <w:p>
-            <w:pPr>
-              <w:rPr>
-                <w:rFonts w:ascii="Arial" w:cs="Arial" w:eastAsia="Arial" w:hAnsi="Arial"/>
-                <w:sz w:val="20"/>
-                <w:szCs w:val="20"/>
-              </w:rPr>
-            </w:pPr>
-            <w:r>
-              <w:rPr>
-                <w:rtl w:val="0"/>
-              </w:rPr>
-            </w:r>
-          </w:p>
-        </w:tc>
-        <w:tc>
-          <w:tcPr/>
-          <w:p>
-            <w:pPr>
-              <w:rPr>
-                <w:rFonts w:ascii="Arial" w:cs="Arial" w:eastAsia="Arial" w:hAnsi="Arial"/>
-                <w:sz w:val="20"/>
-                <w:szCs w:val="20"/>
-              </w:rPr>
-            </w:pPr>
-            <w:r>
-              <w:rPr>
-                <w:rFonts w:ascii="Arial" w:cs="Arial" w:eastAsia="Arial" w:hAnsi="Arial"/>
-                <w:sz w:val="20"/>
-                <w:szCs w:val="20"/>
-                <w:rtl w:val="0"/>
-              </w:rPr>
-              <w:t xml:space="preserve">USN-3</w:t>
-            </w:r>
-          </w:p>
-        </w:tc>
-        <w:tc>
-          <w:tcPr/>
-          <w:p>
-            <w:pPr>
-              <w:rPr>
-                <w:rFonts w:ascii="Arial" w:cs="Arial" w:eastAsia="Arial" w:hAnsi="Arial"/>
-                <w:sz w:val="20"/>
-                <w:szCs w:val="20"/>
-              </w:rPr>
-            </w:pPr>
-            <w:r>
-              <w:rPr>
-                <w:rFonts w:ascii="Arial" w:cs="Arial" w:eastAsia="Arial" w:hAnsi="Arial"/>
-                <w:sz w:val="20"/>
-                <w:szCs w:val="20"/>
-                <w:rtl w:val="0"/>
-              </w:rPr>
-              <w:t xml:space="preserve">As a user, I can register for the application through Facebook</w:t>
-            </w:r>
-          </w:p>
-        </w:tc>
-        <w:tc>
-          <w:tcPr/>
-          <w:p>
-            <w:pPr>
-              <w:jc w:val="center"/>
-              <w:rPr>
-                <w:rFonts w:ascii="Arial" w:cs="Arial" w:eastAsia="Arial" w:hAnsi="Arial"/>
-                <w:sz w:val="20"/>
-                <w:szCs w:val="20"/>
-              </w:rPr>
-            </w:pPr>
-            <w:r>
-              <w:rPr>
-                <w:rFonts w:ascii="Arial" w:cs="Arial" w:eastAsia="Arial" w:hAnsi="Arial"/>
-                <w:sz w:val="20"/>
-                <w:szCs w:val="20"/>
-                <w:rtl w:val="0"/>
-              </w:rPr>
-              <w:t xml:space="preserve">2</w:t>
-            </w:r>
-          </w:p>
-        </w:tc>
-        <w:tc>
-          <w:tcPr/>
-          <w:p>
-            <w:pPr>
-              <w:rPr>
-                <w:rFonts w:ascii="Arial" w:cs="Arial" w:eastAsia="Arial" w:hAnsi="Arial"/>
-                <w:sz w:val="20"/>
-                <w:szCs w:val="20"/>
-              </w:rPr>
-            </w:pPr>
-            <w:r>
-              <w:rPr>
-                <w:rFonts w:ascii="Arial" w:cs="Arial" w:eastAsia="Arial" w:hAnsi="Arial"/>
-                <w:sz w:val="20"/>
-                <w:szCs w:val="20"/>
-                <w:rtl w:val="0"/>
-              </w:rPr>
-              <w:t xml:space="preserve">Low</w:t>
-            </w:r>
-          </w:p>
-        </w:tc>
-        <w:tc>
-          <w:tcPr/>
-          <w:p>
-            <w:pPr>
-              <w:rPr>
-                <w:rFonts w:ascii="Arial" w:cs="Arial" w:eastAsia="Arial" w:hAnsi="Arial"/>
-                <w:sz w:val="20"/>
-                <w:szCs w:val="20"/>
-              </w:rPr>
-            </w:pPr>
-            <w:r>
-              <w:rPr>
-                <w:rtl w:val="0"/>
-              </w:rPr>
-            </w:r>
+            <w:r>
+              <w:t>Sprint-2</w:t>
+            </w:r>
+          </w:p>
+        </w:tc>
+        <w:tc>
+          <w:tcPr/>
+          <w:p>
+            <w:r>
+              <w:t>Food Search</w:t>
+            </w:r>
+          </w:p>
+        </w:tc>
+        <w:tc>
+          <w:tcPr/>
+          <w:p>
+            <w:r>
+              <w:t>USN-4</w:t>
+            </w:r>
+          </w:p>
+        </w:tc>
+        <w:tc>
+          <w:tcPr/>
+          <w:p>
+            <w:r>
+              <w:t>Search foods using USDA API.</w:t>
+            </w:r>
+          </w:p>
+        </w:tc>
+        <w:tc>
+          <w:tcPr/>
+          <w:p>
+            <w:r>
+              <w:t>3</w:t>
+            </w:r>
+          </w:p>
+        </w:tc>
+        <w:tc>
+          <w:tcPr/>
+          <w:p>
+            <w:r>
+              <w:t>High</w:t>
+            </w:r>
+          </w:p>
+        </w:tc>
+        <w:tc>
+          <w:tcPr/>
+          <w:p>
+            <w:r/>
           </w:p>
         </w:tc>
       </w:tr>
@@ -1094,141 +728,53 @@
         <w:tc>
           <w:tcPr/>
           <w:p>
-            <w:pPr>
-              <w:rPr>
-                <w:rFonts w:ascii="Arial" w:cs="Arial" w:eastAsia="Arial" w:hAnsi="Arial"/>
-                <w:sz w:val="20"/>
-                <w:szCs w:val="20"/>
-              </w:rPr>
-            </w:pPr>
-            <w:r>
-              <w:rPr>
-                <w:rFonts w:ascii="Arial" w:cs="Arial" w:eastAsia="Arial" w:hAnsi="Arial"/>
-                <w:sz w:val="20"/>
-                <w:szCs w:val="20"/>
-                <w:rtl w:val="0"/>
-              </w:rPr>
-              <w:t xml:space="preserve">Sprint-1</w:t>
-            </w:r>
-          </w:p>
-        </w:tc>
-        <w:tc>
-          <w:tcPr/>
-          <w:p>
-            <w:pPr>
-              <w:rPr>
-                <w:rFonts w:ascii="Arial" w:cs="Arial" w:eastAsia="Arial" w:hAnsi="Arial"/>
-                <w:sz w:val="20"/>
-                <w:szCs w:val="20"/>
-              </w:rPr>
-            </w:pPr>
-            <w:r>
-              <w:rPr>
-                <w:rtl w:val="0"/>
-              </w:rPr>
-            </w:r>
-          </w:p>
-        </w:tc>
-        <w:tc>
-          <w:tcPr/>
-          <w:p>
-            <w:pPr>
-              <w:rPr>
-                <w:rFonts w:ascii="Arial" w:cs="Arial" w:eastAsia="Arial" w:hAnsi="Arial"/>
-                <w:sz w:val="20"/>
-                <w:szCs w:val="20"/>
-              </w:rPr>
-            </w:pPr>
-            <w:r>
-              <w:rPr>
-                <w:rFonts w:ascii="Arial" w:cs="Arial" w:eastAsia="Arial" w:hAnsi="Arial"/>
-                <w:sz w:val="20"/>
-                <w:szCs w:val="20"/>
-                <w:rtl w:val="0"/>
-              </w:rPr>
-              <w:t xml:space="preserve">USN-4</w:t>
-            </w:r>
-          </w:p>
-        </w:tc>
-        <w:tc>
-          <w:tcPr/>
-          <w:p>
-            <w:pPr>
-              <w:rPr>
-                <w:rFonts w:ascii="Arial" w:cs="Arial" w:eastAsia="Arial" w:hAnsi="Arial"/>
-                <w:sz w:val="20"/>
-                <w:szCs w:val="20"/>
-              </w:rPr>
-            </w:pPr>
-            <w:r>
-              <w:rPr>
-                <w:rFonts w:ascii="Arial" w:cs="Arial" w:eastAsia="Arial" w:hAnsi="Arial"/>
-                <w:sz w:val="20"/>
-                <w:szCs w:val="20"/>
-                <w:rtl w:val="0"/>
-              </w:rPr>
-              <w:t xml:space="preserve">As a user, I can register for the application through Gmail</w:t>
-            </w:r>
-          </w:p>
-        </w:tc>
-        <w:tc>
-          <w:tcPr/>
-          <w:p>
-            <w:pPr>
-              <w:jc w:val="center"/>
-              <w:rPr>
-                <w:rFonts w:ascii="Arial" w:cs="Arial" w:eastAsia="Arial" w:hAnsi="Arial"/>
-                <w:sz w:val="20"/>
-                <w:szCs w:val="20"/>
-              </w:rPr>
-            </w:pPr>
-            <w:r>
-              <w:rPr>
-                <w:rFonts w:ascii="Arial" w:cs="Arial" w:eastAsia="Arial" w:hAnsi="Arial"/>
-                <w:sz w:val="20"/>
-                <w:szCs w:val="20"/>
-                <w:rtl w:val="0"/>
-              </w:rPr>
-              <w:t xml:space="preserve">2</w:t>
-            </w:r>
-          </w:p>
-        </w:tc>
-        <w:tc>
-          <w:tcPr/>
-          <w:p>
-            <w:pPr>
-              <w:rPr>
-                <w:rFonts w:ascii="Arial" w:cs="Arial" w:eastAsia="Arial" w:hAnsi="Arial"/>
-                <w:sz w:val="20"/>
-                <w:szCs w:val="20"/>
-              </w:rPr>
-            </w:pPr>
-            <w:r>
-              <w:rPr>
-                <w:rFonts w:ascii="Arial" w:cs="Arial" w:eastAsia="Arial" w:hAnsi="Arial"/>
-                <w:sz w:val="20"/>
-                <w:szCs w:val="20"/>
-                <w:rtl w:val="0"/>
-              </w:rPr>
-              <w:t xml:space="preserve">Medium</w:t>
-            </w:r>
-          </w:p>
-        </w:tc>
-        <w:tc>
-          <w:tcPr/>
-          <w:p>
-            <w:pPr>
-              <w:rPr>
-                <w:rFonts w:ascii="Arial" w:cs="Arial" w:eastAsia="Arial" w:hAnsi="Arial"/>
-                <w:sz w:val="20"/>
-                <w:szCs w:val="20"/>
-              </w:rPr>
-            </w:pPr>
-            <w:r>
-              <w:rPr>
-                <w:rtl w:val="0"/>
-              </w:rPr>
-            </w:r>
+            <w:r>
+              <w:t>Sprint-2</w:t>
+            </w:r>
+          </w:p>
+        </w:tc>
+        <w:tc>
+          <w:tcPr/>
+          <w:p>
+            <w:r/>
+          </w:p>
+        </w:tc>
+        <w:tc>
+          <w:tcPr/>
+          <w:p>
+            <w:r>
+              <w:t>USN-5</w:t>
+            </w:r>
+          </w:p>
+        </w:tc>
+        <w:tc>
+          <w:tcPr/>
+          <w:p>
+            <w:r>
+              <w:t>View nutrition details.</w:t>
+            </w:r>
+          </w:p>
+        </w:tc>
+        <w:tc>
+          <w:tcPr/>
+          <w:p>
+            <w:r>
+              <w:t>2</w:t>
+            </w:r>
+          </w:p>
+        </w:tc>
+        <w:tc>
+          <w:tcPr/>
+          <w:p>
+            <w:r>
+              <w:t>High</w:t>
+            </w:r>
+          </w:p>
+        </w:tc>
+        <w:tc>
+          <w:tcPr/>
+          <w:p>
+            <w:r/>
           </w:p>
         </w:tc>
       </w:tr>
@@ -1241,145 +787,55 @@
         <w:tc>
           <w:tcPr/>
           <w:p>
-            <w:pPr>
-              <w:rPr>
-                <w:rFonts w:ascii="Arial" w:cs="Arial" w:eastAsia="Arial" w:hAnsi="Arial"/>
-                <w:sz w:val="20"/>
-                <w:szCs w:val="20"/>
-              </w:rPr>
-            </w:pPr>
-            <w:r>
-              <w:rPr>
-                <w:rFonts w:ascii="Arial" w:cs="Arial" w:eastAsia="Arial" w:hAnsi="Arial"/>
-                <w:sz w:val="20"/>
-                <w:szCs w:val="20"/>
-                <w:rtl w:val="0"/>
-              </w:rPr>
-              <w:t xml:space="preserve">Sprint-1</w:t>
-            </w:r>
-          </w:p>
-        </w:tc>
-        <w:tc>
-          <w:tcPr/>
-          <w:p>
-            <w:pPr>
-              <w:rPr>
-                <w:rFonts w:ascii="Arial" w:cs="Arial" w:eastAsia="Arial" w:hAnsi="Arial"/>
-                <w:sz w:val="20"/>
-                <w:szCs w:val="20"/>
-              </w:rPr>
-            </w:pPr>
-            <w:r>
-              <w:rPr>
-                <w:rFonts w:ascii="Arial" w:cs="Arial" w:eastAsia="Arial" w:hAnsi="Arial"/>
-                <w:sz w:val="20"/>
-                <w:szCs w:val="20"/>
-                <w:rtl w:val="0"/>
-              </w:rPr>
-              <w:t xml:space="preserve">Login</w:t>
-            </w:r>
-          </w:p>
-        </w:tc>
-        <w:tc>
-          <w:tcPr/>
-          <w:p>
-            <w:pPr>
-              <w:rPr>
-                <w:rFonts w:ascii="Arial" w:cs="Arial" w:eastAsia="Arial" w:hAnsi="Arial"/>
-                <w:sz w:val="20"/>
-                <w:szCs w:val="20"/>
-              </w:rPr>
-            </w:pPr>
-            <w:r>
-              <w:rPr>
-                <w:rFonts w:ascii="Arial" w:cs="Arial" w:eastAsia="Arial" w:hAnsi="Arial"/>
-                <w:sz w:val="20"/>
-                <w:szCs w:val="20"/>
-                <w:rtl w:val="0"/>
-              </w:rPr>
-              <w:t xml:space="preserve">USN-5</w:t>
-            </w:r>
-          </w:p>
-        </w:tc>
-        <w:tc>
-          <w:tcPr/>
-          <w:p>
-            <w:pPr>
-              <w:rPr>
-                <w:rFonts w:ascii="Arial" w:cs="Arial" w:eastAsia="Arial" w:hAnsi="Arial"/>
-                <w:sz w:val="20"/>
-                <w:szCs w:val="20"/>
-              </w:rPr>
-            </w:pPr>
-            <w:r>
-              <w:rPr>
-                <w:rFonts w:ascii="Arial" w:cs="Arial" w:eastAsia="Arial" w:hAnsi="Arial"/>
-                <w:sz w:val="20"/>
-                <w:szCs w:val="20"/>
-                <w:rtl w:val="0"/>
-              </w:rPr>
-              <w:t xml:space="preserve">As a user, I can log into the application by entering email &amp; password</w:t>
-            </w:r>
-          </w:p>
-        </w:tc>
-        <w:tc>
-          <w:tcPr/>
-          <w:p>
-            <w:pPr>
-              <w:jc w:val="center"/>
-              <w:rPr>
-                <w:rFonts w:ascii="Arial" w:cs="Arial" w:eastAsia="Arial" w:hAnsi="Arial"/>
-                <w:sz w:val="20"/>
-                <w:szCs w:val="20"/>
-              </w:rPr>
-            </w:pPr>
-            <w:r>
-              <w:rPr>
-                <w:rFonts w:ascii="Arial" w:cs="Arial" w:eastAsia="Arial" w:hAnsi="Arial"/>
-                <w:sz w:val="20"/>
-                <w:szCs w:val="20"/>
-                <w:rtl w:val="0"/>
-              </w:rPr>
-              <w:t xml:space="preserve">1</w:t>
-            </w:r>
-          </w:p>
-        </w:tc>
-        <w:tc>
-          <w:tcPr/>
-          <w:p>
-            <w:pPr>
-              <w:rPr>
-                <w:rFonts w:ascii="Arial" w:cs="Arial" w:eastAsia="Arial" w:hAnsi="Arial"/>
-                <w:sz w:val="20"/>
-                <w:szCs w:val="20"/>
-              </w:rPr>
-            </w:pPr>
-            <w:r>
-              <w:rPr>
-                <w:rFonts w:ascii="Arial" w:cs="Arial" w:eastAsia="Arial" w:hAnsi="Arial"/>
-                <w:sz w:val="20"/>
-                <w:szCs w:val="20"/>
-                <w:rtl w:val="0"/>
-              </w:rPr>
-              <w:t xml:space="preserve">High</w:t>
-            </w:r>
-          </w:p>
-        </w:tc>
-        <w:tc>
-          <w:tcPr/>
-          <w:p>
-            <w:pPr>
-              <w:rPr>
-                <w:rFonts w:ascii="Arial" w:cs="Arial" w:eastAsia="Arial" w:hAnsi="Arial"/>
-                <w:sz w:val="20"/>
-                <w:szCs w:val="20"/>
-              </w:rPr>
-            </w:pPr>
-            <w:r>
-              <w:rPr>
-                <w:rtl w:val="0"/>
-              </w:rPr>
-            </w:r>
+            <w:r>
+              <w:t>Sprint-3</w:t>
+            </w:r>
+          </w:p>
+        </w:tc>
+        <w:tc>
+          <w:tcPr/>
+          <w:p>
+            <w:r>
+              <w:t>Meal Tracking</w:t>
+            </w:r>
+          </w:p>
+        </w:tc>
+        <w:tc>
+          <w:tcPr/>
+          <w:p>
+            <w:r>
+              <w:t>USN-6</w:t>
+            </w:r>
+          </w:p>
+        </w:tc>
+        <w:tc>
+          <w:tcPr/>
+          <w:p>
+            <w:r>
+              <w:t>Track daily meals.</w:t>
+            </w:r>
+          </w:p>
+        </w:tc>
+        <w:tc>
+          <w:tcPr/>
+          <w:p>
+            <w:r>
+              <w:t>3</w:t>
+            </w:r>
+          </w:p>
+        </w:tc>
+        <w:tc>
+          <w:tcPr/>
+          <w:p>
+            <w:r>
+              <w:t>High</w:t>
+            </w:r>
+          </w:p>
+        </w:tc>
+        <w:tc>
+          <w:tcPr/>
+          <w:p>
+            <w:r/>
           </w:p>
         </w:tc>
       </w:tr>
@@ -1392,125 +848,53 @@
         <w:tc>
           <w:tcPr/>
           <w:p>
-            <w:pPr>
-              <w:rPr>
-                <w:rFonts w:ascii="Arial" w:cs="Arial" w:eastAsia="Arial" w:hAnsi="Arial"/>
-                <w:sz w:val="20"/>
-                <w:szCs w:val="20"/>
-              </w:rPr>
-            </w:pPr>
-            <w:r>
-              <w:rPr>
-                <w:rtl w:val="0"/>
-              </w:rPr>
-            </w:r>
-          </w:p>
-        </w:tc>
-        <w:tc>
-          <w:tcPr/>
-          <w:p>
-            <w:pPr>
-              <w:rPr>
-                <w:rFonts w:ascii="Arial" w:cs="Arial" w:eastAsia="Arial" w:hAnsi="Arial"/>
-                <w:sz w:val="20"/>
-                <w:szCs w:val="20"/>
-              </w:rPr>
-            </w:pPr>
-            <w:r>
-              <w:rPr>
-                <w:rFonts w:ascii="Arial" w:cs="Arial" w:eastAsia="Arial" w:hAnsi="Arial"/>
-                <w:sz w:val="20"/>
-                <w:szCs w:val="20"/>
-                <w:rtl w:val="0"/>
-              </w:rPr>
-              <w:t xml:space="preserve">Dashboard</w:t>
-            </w:r>
-          </w:p>
-        </w:tc>
-        <w:tc>
-          <w:tcPr/>
-          <w:p>
-            <w:pPr>
-              <w:rPr>
-                <w:rFonts w:ascii="Arial" w:cs="Arial" w:eastAsia="Arial" w:hAnsi="Arial"/>
-                <w:sz w:val="20"/>
-                <w:szCs w:val="20"/>
-              </w:rPr>
-            </w:pPr>
-            <w:r>
-              <w:rPr>
-                <w:rtl w:val="0"/>
-              </w:rPr>
-            </w:r>
-          </w:p>
-        </w:tc>
-        <w:tc>
-          <w:tcPr/>
-          <w:p>
-            <w:pPr>
-              <w:rPr>
-                <w:rFonts w:ascii="Arial" w:cs="Arial" w:eastAsia="Arial" w:hAnsi="Arial"/>
-                <w:sz w:val="20"/>
-                <w:szCs w:val="20"/>
-              </w:rPr>
-            </w:pPr>
-            <w:r>
-              <w:rPr>
-                <w:rtl w:val="0"/>
-              </w:rPr>
-            </w:r>
-          </w:p>
-        </w:tc>
-        <w:tc>
-          <w:tcPr/>
-          <w:p>
-            <w:pPr>
-              <w:jc w:val="center"/>
-              <w:rPr>
-                <w:rFonts w:ascii="Arial" w:cs="Arial" w:eastAsia="Arial" w:hAnsi="Arial"/>
-                <w:sz w:val="20"/>
-                <w:szCs w:val="20"/>
-              </w:rPr>
-            </w:pPr>
-            <w:r>
-              <w:rPr>
-                <w:rtl w:val="0"/>
-              </w:rPr>
-            </w:r>
-          </w:p>
-        </w:tc>
-        <w:tc>
-          <w:tcPr/>
-          <w:p>
-            <w:pPr>
-              <w:rPr>
-                <w:rFonts w:ascii="Arial" w:cs="Arial" w:eastAsia="Arial" w:hAnsi="Arial"/>
-                <w:sz w:val="20"/>
-                <w:szCs w:val="20"/>
-              </w:rPr>
-            </w:pPr>
-            <w:r>
-              <w:rPr>
-                <w:rtl w:val="0"/>
-              </w:rPr>
-            </w:r>
-          </w:p>
-        </w:tc>
-        <w:tc>
-          <w:tcPr/>
-          <w:p>
-            <w:pPr>
-              <w:rPr>
-                <w:rFonts w:ascii="Arial" w:cs="Arial" w:eastAsia="Arial" w:hAnsi="Arial"/>
-                <w:sz w:val="20"/>
-                <w:szCs w:val="20"/>
-              </w:rPr>
-            </w:pPr>
-            <w:r>
-              <w:rPr>
-                <w:rtl w:val="0"/>
-              </w:rPr>
-            </w:r>
+            <w:r>
+              <w:t>Sprint-3</w:t>
+            </w:r>
+          </w:p>
+        </w:tc>
+        <w:tc>
+          <w:tcPr/>
+          <w:p>
+            <w:r/>
+          </w:p>
+        </w:tc>
+        <w:tc>
+          <w:tcPr/>
+          <w:p>
+            <w:r>
+              <w:t>USN-7</w:t>
+            </w:r>
+          </w:p>
+        </w:tc>
+        <w:tc>
+          <w:tcPr/>
+          <w:p>
+            <w:r>
+              <w:t>Calculate BMI &amp; water intake.</w:t>
+            </w:r>
+          </w:p>
+        </w:tc>
+        <w:tc>
+          <w:tcPr/>
+          <w:p>
+            <w:r>
+              <w:t>2</w:t>
+            </w:r>
+          </w:p>
+        </w:tc>
+        <w:tc>
+          <w:tcPr/>
+          <w:p>
+            <w:r>
+              <w:t>Medium</w:t>
+            </w:r>
+          </w:p>
+        </w:tc>
+        <w:tc>
+          <w:tcPr/>
+          <w:p>
+            <w:r/>
           </w:p>
         </w:tc>
       </w:tr>
@@ -1523,121 +907,55 @@
         <w:tc>
           <w:tcPr/>
           <w:p>
-            <w:pPr>
-              <w:rPr>
-                <w:rFonts w:ascii="Arial" w:cs="Arial" w:eastAsia="Arial" w:hAnsi="Arial"/>
-                <w:sz w:val="20"/>
-                <w:szCs w:val="20"/>
-              </w:rPr>
-            </w:pPr>
-            <w:r>
-              <w:rPr>
-                <w:rtl w:val="0"/>
-              </w:rPr>
-            </w:r>
-          </w:p>
-        </w:tc>
-        <w:tc>
-          <w:tcPr/>
-          <w:p>
-            <w:pPr>
-              <w:rPr>
-                <w:rFonts w:ascii="Arial" w:cs="Arial" w:eastAsia="Arial" w:hAnsi="Arial"/>
-                <w:sz w:val="20"/>
-                <w:szCs w:val="20"/>
-              </w:rPr>
-            </w:pPr>
-            <w:r>
-              <w:rPr>
-                <w:rtl w:val="0"/>
-              </w:rPr>
-            </w:r>
-          </w:p>
-        </w:tc>
-        <w:tc>
-          <w:tcPr/>
-          <w:p>
-            <w:pPr>
-              <w:rPr>
-                <w:rFonts w:ascii="Arial" w:cs="Arial" w:eastAsia="Arial" w:hAnsi="Arial"/>
-                <w:sz w:val="20"/>
-                <w:szCs w:val="20"/>
-              </w:rPr>
-            </w:pPr>
-            <w:r>
-              <w:rPr>
-                <w:rtl w:val="0"/>
-              </w:rPr>
-            </w:r>
-          </w:p>
-        </w:tc>
-        <w:tc>
-          <w:tcPr/>
-          <w:p>
-            <w:pPr>
-              <w:rPr>
-                <w:rFonts w:ascii="Arial" w:cs="Arial" w:eastAsia="Arial" w:hAnsi="Arial"/>
-                <w:sz w:val="20"/>
-                <w:szCs w:val="20"/>
-              </w:rPr>
-            </w:pPr>
-            <w:r>
-              <w:rPr>
-                <w:rtl w:val="0"/>
-              </w:rPr>
-            </w:r>
-          </w:p>
-        </w:tc>
-        <w:tc>
-          <w:tcPr/>
-          <w:p>
-            <w:pPr>
-              <w:jc w:val="center"/>
-              <w:rPr>
-                <w:rFonts w:ascii="Arial" w:cs="Arial" w:eastAsia="Arial" w:hAnsi="Arial"/>
-                <w:sz w:val="20"/>
-                <w:szCs w:val="20"/>
-              </w:rPr>
-            </w:pPr>
-            <w:r>
-              <w:rPr>
-                <w:rtl w:val="0"/>
-              </w:rPr>
-            </w:r>
-          </w:p>
-        </w:tc>
-        <w:tc>
-          <w:tcPr/>
-          <w:p>
-            <w:pPr>
-              <w:rPr>
-                <w:rFonts w:ascii="Arial" w:cs="Arial" w:eastAsia="Arial" w:hAnsi="Arial"/>
-                <w:sz w:val="20"/>
-                <w:szCs w:val="20"/>
-              </w:rPr>
-            </w:pPr>
-            <w:r>
-              <w:rPr>
-                <w:rtl w:val="0"/>
-              </w:rPr>
-            </w:r>
-          </w:p>
-        </w:tc>
-        <w:tc>
-          <w:tcPr/>
-          <w:p>
-            <w:pPr>
-              <w:rPr>
-                <w:rFonts w:ascii="Arial" w:cs="Arial" w:eastAsia="Arial" w:hAnsi="Arial"/>
-                <w:sz w:val="20"/>
-                <w:szCs w:val="20"/>
-              </w:rPr>
-            </w:pPr>
-            <w:r>
-              <w:rPr>
-                <w:rtl w:val="0"/>
-              </w:rPr>
-            </w:r>
+            <w:r>
+              <w:t>Sprint-4</w:t>
+            </w:r>
+          </w:p>
+        </w:tc>
+        <w:tc>
+          <w:tcPr/>
+          <w:p>
+            <w:r>
+              <w:t>Dashboard</w:t>
+            </w:r>
+          </w:p>
+        </w:tc>
+        <w:tc>
+          <w:tcPr/>
+          <w:p>
+            <w:r>
+              <w:t>USN-8</w:t>
+            </w:r>
+          </w:p>
+        </w:tc>
+        <w:tc>
+          <w:tcPr/>
+          <w:p>
+            <w:r>
+              <w:t>View nutrition charts.</w:t>
+            </w:r>
+          </w:p>
+        </w:tc>
+        <w:tc>
+          <w:tcPr/>
+          <w:p>
+            <w:r>
+              <w:t>3</w:t>
+            </w:r>
+          </w:p>
+        </w:tc>
+        <w:tc>
+          <w:tcPr/>
+          <w:p>
+            <w:r>
+              <w:t>High</w:t>
+            </w:r>
+          </w:p>
+        </w:tc>
+        <w:tc>
+          <w:tcPr/>
+          <w:p>
+            <w:r/>
           </w:p>
         </w:tc>
       </w:tr>
@@ -1650,121 +968,53 @@
         <w:tc>
           <w:tcPr/>
           <w:p>
-            <w:pPr>
-              <w:rPr>
-                <w:rFonts w:ascii="Arial" w:cs="Arial" w:eastAsia="Arial" w:hAnsi="Arial"/>
-                <w:sz w:val="20"/>
-                <w:szCs w:val="20"/>
-              </w:rPr>
-            </w:pPr>
-            <w:r>
-              <w:rPr>
-                <w:rtl w:val="0"/>
-              </w:rPr>
-            </w:r>
-          </w:p>
-        </w:tc>
-        <w:tc>
-          <w:tcPr/>
-          <w:p>
-            <w:pPr>
-              <w:rPr>
-                <w:rFonts w:ascii="Arial" w:cs="Arial" w:eastAsia="Arial" w:hAnsi="Arial"/>
-                <w:sz w:val="20"/>
-                <w:szCs w:val="20"/>
-              </w:rPr>
-            </w:pPr>
-            <w:r>
-              <w:rPr>
-                <w:rtl w:val="0"/>
-              </w:rPr>
-            </w:r>
-          </w:p>
-        </w:tc>
-        <w:tc>
-          <w:tcPr/>
-          <w:p>
-            <w:pPr>
-              <w:rPr>
-                <w:rFonts w:ascii="Arial" w:cs="Arial" w:eastAsia="Arial" w:hAnsi="Arial"/>
-                <w:sz w:val="20"/>
-                <w:szCs w:val="20"/>
-              </w:rPr>
-            </w:pPr>
-            <w:r>
-              <w:rPr>
-                <w:rtl w:val="0"/>
-              </w:rPr>
-            </w:r>
-          </w:p>
-        </w:tc>
-        <w:tc>
-          <w:tcPr/>
-          <w:p>
-            <w:pPr>
-              <w:rPr>
-                <w:rFonts w:ascii="Arial" w:cs="Arial" w:eastAsia="Arial" w:hAnsi="Arial"/>
-                <w:sz w:val="20"/>
-                <w:szCs w:val="20"/>
-              </w:rPr>
-            </w:pPr>
-            <w:r>
-              <w:rPr>
-                <w:rtl w:val="0"/>
-              </w:rPr>
-            </w:r>
-          </w:p>
-        </w:tc>
-        <w:tc>
-          <w:tcPr/>
-          <w:p>
-            <w:pPr>
-              <w:jc w:val="center"/>
-              <w:rPr>
-                <w:rFonts w:ascii="Arial" w:cs="Arial" w:eastAsia="Arial" w:hAnsi="Arial"/>
-                <w:sz w:val="20"/>
-                <w:szCs w:val="20"/>
-              </w:rPr>
-            </w:pPr>
-            <w:r>
-              <w:rPr>
-                <w:rtl w:val="0"/>
-              </w:rPr>
-            </w:r>
-          </w:p>
-        </w:tc>
-        <w:tc>
-          <w:tcPr/>
-          <w:p>
-            <w:pPr>
-              <w:rPr>
-                <w:rFonts w:ascii="Arial" w:cs="Arial" w:eastAsia="Arial" w:hAnsi="Arial"/>
-                <w:sz w:val="20"/>
-                <w:szCs w:val="20"/>
-              </w:rPr>
-            </w:pPr>
-            <w:r>
-              <w:rPr>
-                <w:rtl w:val="0"/>
-              </w:rPr>
-            </w:r>
-          </w:p>
-        </w:tc>
-        <w:tc>
-          <w:tcPr/>
-          <w:p>
-            <w:pPr>
-              <w:rPr>
-                <w:rFonts w:ascii="Arial" w:cs="Arial" w:eastAsia="Arial" w:hAnsi="Arial"/>
-                <w:sz w:val="20"/>
-                <w:szCs w:val="20"/>
-              </w:rPr>
-            </w:pPr>
-            <w:r>
-              <w:rPr>
-                <w:rtl w:val="0"/>
-              </w:rPr>
-            </w:r>
+            <w:r>
+              <w:t>Sprint-4</w:t>
+            </w:r>
+          </w:p>
+        </w:tc>
+        <w:tc>
+          <w:tcPr/>
+          <w:p>
+            <w:r/>
+          </w:p>
+        </w:tc>
+        <w:tc>
+          <w:tcPr/>
+          <w:p>
+            <w:r>
+              <w:t>USN-9</w:t>
+            </w:r>
+          </w:p>
+        </w:tc>
+        <w:tc>
+          <w:tcPr/>
+          <w:p>
+            <w:r>
+              <w:t>Generate diet plans.</w:t>
+            </w:r>
+          </w:p>
+        </w:tc>
+        <w:tc>
+          <w:tcPr/>
+          <w:p>
+            <w:r>
+              <w:t>4</w:t>
+            </w:r>
+          </w:p>
+        </w:tc>
+        <w:tc>
+          <w:tcPr/>
+          <w:p>
+            <w:r>
+              <w:t>High</w:t>
+            </w:r>
+          </w:p>
+        </w:tc>
+        <w:tc>
+          <w:tcPr/>
+          <w:p>
+            <w:r/>
           </w:p>
         </w:tc>
       </w:tr>
@@ -2068,147 +1318,56 @@
         <w:tc>
           <w:tcPr/>
           <w:p>
-            <w:pPr>
-              <w:rPr>
-                <w:rFonts w:ascii="Arial" w:cs="Arial" w:eastAsia="Arial" w:hAnsi="Arial"/>
-                <w:sz w:val="20"/>
-                <w:szCs w:val="20"/>
-              </w:rPr>
-            </w:pPr>
-            <w:r>
-              <w:rPr>
-                <w:rFonts w:ascii="Arial" w:cs="Arial" w:eastAsia="Arial" w:hAnsi="Arial"/>
-                <w:sz w:val="20"/>
-                <w:szCs w:val="20"/>
-                <w:rtl w:val="0"/>
-              </w:rPr>
-              <w:t xml:space="preserve">Sprint-1</w:t>
-            </w:r>
-          </w:p>
-        </w:tc>
-        <w:tc>
-          <w:tcPr/>
-          <w:p>
-            <w:pPr>
-              <w:rPr>
-                <w:rFonts w:ascii="Arial" w:cs="Arial" w:eastAsia="Arial" w:hAnsi="Arial"/>
-                <w:sz w:val="20"/>
-                <w:szCs w:val="20"/>
-              </w:rPr>
-            </w:pPr>
-            <w:r>
-              <w:rPr>
-                <w:rFonts w:ascii="Arial" w:cs="Arial" w:eastAsia="Arial" w:hAnsi="Arial"/>
-                <w:sz w:val="20"/>
-                <w:szCs w:val="20"/>
-                <w:rtl w:val="0"/>
-              </w:rPr>
-              <w:t xml:space="preserve">20</w:t>
-            </w:r>
-          </w:p>
-        </w:tc>
-        <w:tc>
-          <w:tcPr/>
-          <w:p>
-            <w:pPr>
-              <w:rPr>
-                <w:rFonts w:ascii="Arial" w:cs="Arial" w:eastAsia="Arial" w:hAnsi="Arial"/>
-                <w:sz w:val="20"/>
-                <w:szCs w:val="20"/>
-              </w:rPr>
-            </w:pPr>
-            <w:r>
-              <w:rPr>
-                <w:rFonts w:ascii="Arial" w:cs="Arial" w:eastAsia="Arial" w:hAnsi="Arial"/>
-                <w:sz w:val="20"/>
-                <w:szCs w:val="20"/>
-                <w:rtl w:val="0"/>
-              </w:rPr>
-              <w:t xml:space="preserve">6 Days</w:t>
-            </w:r>
-          </w:p>
-        </w:tc>
-        <w:tc>
-          <w:tcPr/>
-          <w:p>
-            <w:pPr>
-              <w:rPr>
-                <w:rFonts w:ascii="Arial" w:cs="Arial" w:eastAsia="Arial" w:hAnsi="Arial"/>
-                <w:sz w:val="20"/>
-                <w:szCs w:val="20"/>
-              </w:rPr>
-            </w:pPr>
-            <w:r>
-              <w:rPr>
-                <w:rFonts w:ascii="Arial" w:cs="Arial" w:eastAsia="Arial" w:hAnsi="Arial"/>
-                <w:sz w:val="20"/>
-                <w:szCs w:val="20"/>
-                <w:rtl w:val="0"/>
-              </w:rPr>
-              <w:t xml:space="preserve">24 Oct 2022</w:t>
-            </w:r>
-          </w:p>
-        </w:tc>
-        <w:tc>
-          <w:tcPr/>
-          <w:p>
-            <w:pPr>
-              <w:rPr>
-                <w:rFonts w:ascii="Arial" w:cs="Arial" w:eastAsia="Arial" w:hAnsi="Arial"/>
-                <w:sz w:val="20"/>
-                <w:szCs w:val="20"/>
-              </w:rPr>
-            </w:pPr>
-            <w:r>
-              <w:rPr>
-                <w:rFonts w:ascii="Arial" w:cs="Arial" w:eastAsia="Arial" w:hAnsi="Arial"/>
-                <w:sz w:val="20"/>
-                <w:szCs w:val="20"/>
-                <w:rtl w:val="0"/>
-              </w:rPr>
-              <w:t xml:space="preserve">29 Oct 2022</w:t>
-            </w:r>
-          </w:p>
-        </w:tc>
-        <w:tc>
-          <w:tcPr/>
-          <w:p>
-            <w:pPr>
-              <w:rPr>
-                <w:rFonts w:ascii="Arial" w:cs="Arial" w:eastAsia="Arial" w:hAnsi="Arial"/>
-                <w:sz w:val="20"/>
-                <w:szCs w:val="20"/>
-              </w:rPr>
-            </w:pPr>
-            <w:r>
-              <w:rPr>
-                <w:rFonts w:ascii="Arial" w:cs="Arial" w:eastAsia="Arial" w:hAnsi="Arial"/>
-                <w:sz w:val="20"/>
-                <w:szCs w:val="20"/>
-                <w:rtl w:val="0"/>
-              </w:rPr>
-              <w:t xml:space="preserve">20</w:t>
-            </w:r>
-          </w:p>
-        </w:tc>
-        <w:tc>
-          <w:tcPr/>
-          <w:p>
-            <w:pPr>
-              <w:rPr>
-                <w:rFonts w:ascii="Arial" w:cs="Arial" w:eastAsia="Arial" w:hAnsi="Arial"/>
-                <w:sz w:val="20"/>
-                <w:szCs w:val="20"/>
-              </w:rPr>
-            </w:pPr>
-            <w:r>
-              <w:rPr>
-                <w:rFonts w:ascii="Arial" w:cs="Arial" w:eastAsia="Arial" w:hAnsi="Arial"/>
-                <w:sz w:val="20"/>
-                <w:szCs w:val="20"/>
-                <w:rtl w:val="0"/>
-              </w:rPr>
-              <w:t xml:space="preserve">29 Oct 2022</w:t>
+            <w:r>
+              <w:t>Sprint-1</w:t>
+            </w:r>
+          </w:p>
+        </w:tc>
+        <w:tc>
+          <w:tcPr/>
+          <w:p>
+            <w:r>
+              <w:t>6</w:t>
+            </w:r>
+          </w:p>
+        </w:tc>
+        <w:tc>
+          <w:tcPr/>
+          <w:p>
+            <w:r>
+              <w:t>7 Days</w:t>
+            </w:r>
+          </w:p>
+        </w:tc>
+        <w:tc>
+          <w:tcPr/>
+          <w:p>
+            <w:r>
+              <w:t>14 Jul 2026</w:t>
+            </w:r>
+          </w:p>
+        </w:tc>
+        <w:tc>
+          <w:tcPr/>
+          <w:p>
+            <w:r>
+              <w:t>20 Jul 2026</w:t>
+            </w:r>
+          </w:p>
+        </w:tc>
+        <w:tc>
+          <w:tcPr/>
+          <w:p>
+            <w:r>
+              <w:t>6</w:t>
+            </w:r>
+          </w:p>
+        </w:tc>
+        <w:tc>
+          <w:tcPr/>
+          <w:p>
+            <w:r>
+              <w:t>20 Jul 2026</w:t>
             </w:r>
           </w:p>
         </w:tc>
@@ -2222,139 +1381,56 @@
         <w:tc>
           <w:tcPr/>
           <w:p>
-            <w:pPr>
-              <w:rPr>
-                <w:rFonts w:ascii="Arial" w:cs="Arial" w:eastAsia="Arial" w:hAnsi="Arial"/>
-                <w:sz w:val="20"/>
-                <w:szCs w:val="20"/>
-              </w:rPr>
-            </w:pPr>
-            <w:r>
-              <w:rPr>
-                <w:rFonts w:ascii="Arial" w:cs="Arial" w:eastAsia="Arial" w:hAnsi="Arial"/>
-                <w:sz w:val="20"/>
-                <w:szCs w:val="20"/>
-                <w:rtl w:val="0"/>
-              </w:rPr>
-              <w:t xml:space="preserve">Sprint-2</w:t>
-            </w:r>
-          </w:p>
-        </w:tc>
-        <w:tc>
-          <w:tcPr/>
-          <w:p>
-            <w:pPr>
-              <w:rPr>
-                <w:rFonts w:ascii="Arial" w:cs="Arial" w:eastAsia="Arial" w:hAnsi="Arial"/>
-                <w:sz w:val="20"/>
-                <w:szCs w:val="20"/>
-              </w:rPr>
-            </w:pPr>
-            <w:r>
-              <w:rPr>
-                <w:rFonts w:ascii="Arial" w:cs="Arial" w:eastAsia="Arial" w:hAnsi="Arial"/>
-                <w:sz w:val="20"/>
-                <w:szCs w:val="20"/>
-                <w:rtl w:val="0"/>
-              </w:rPr>
-              <w:t xml:space="preserve">20</w:t>
-            </w:r>
-          </w:p>
-        </w:tc>
-        <w:tc>
-          <w:tcPr/>
-          <w:p>
-            <w:pPr>
-              <w:rPr>
-                <w:rFonts w:ascii="Arial" w:cs="Arial" w:eastAsia="Arial" w:hAnsi="Arial"/>
-                <w:sz w:val="20"/>
-                <w:szCs w:val="20"/>
-              </w:rPr>
-            </w:pPr>
-            <w:r>
-              <w:rPr>
-                <w:rFonts w:ascii="Arial" w:cs="Arial" w:eastAsia="Arial" w:hAnsi="Arial"/>
-                <w:sz w:val="20"/>
-                <w:szCs w:val="20"/>
-                <w:rtl w:val="0"/>
-              </w:rPr>
-              <w:t xml:space="preserve">6 Days</w:t>
-            </w:r>
-          </w:p>
-        </w:tc>
-        <w:tc>
-          <w:tcPr/>
-          <w:p>
-            <w:pPr>
-              <w:rPr>
-                <w:rFonts w:ascii="Arial" w:cs="Arial" w:eastAsia="Arial" w:hAnsi="Arial"/>
-                <w:sz w:val="20"/>
-                <w:szCs w:val="20"/>
-              </w:rPr>
-            </w:pPr>
-            <w:r>
-              <w:rPr>
-                <w:rFonts w:ascii="Arial" w:cs="Arial" w:eastAsia="Arial" w:hAnsi="Arial"/>
-                <w:sz w:val="20"/>
-                <w:szCs w:val="20"/>
-                <w:rtl w:val="0"/>
-              </w:rPr>
-              <w:t xml:space="preserve">31 Oct 2022</w:t>
-            </w:r>
-          </w:p>
-        </w:tc>
-        <w:tc>
-          <w:tcPr/>
-          <w:p>
-            <w:pPr>
-              <w:rPr>
-                <w:rFonts w:ascii="Arial" w:cs="Arial" w:eastAsia="Arial" w:hAnsi="Arial"/>
-                <w:sz w:val="20"/>
-                <w:szCs w:val="20"/>
-              </w:rPr>
-            </w:pPr>
-            <w:r>
-              <w:rPr>
-                <w:rFonts w:ascii="Arial" w:cs="Arial" w:eastAsia="Arial" w:hAnsi="Arial"/>
-                <w:sz w:val="20"/>
-                <w:szCs w:val="20"/>
-                <w:rtl w:val="0"/>
-              </w:rPr>
-              <w:t xml:space="preserve">05 Nov 2022</w:t>
-            </w:r>
-          </w:p>
-        </w:tc>
-        <w:tc>
-          <w:tcPr/>
-          <w:p>
-            <w:pPr>
-              <w:rPr>
-                <w:rFonts w:ascii="Arial" w:cs="Arial" w:eastAsia="Arial" w:hAnsi="Arial"/>
-                <w:sz w:val="20"/>
-                <w:szCs w:val="20"/>
-              </w:rPr>
-            </w:pPr>
-            <w:r>
-              <w:rPr>
-                <w:rtl w:val="0"/>
-              </w:rPr>
-            </w:r>
-          </w:p>
-        </w:tc>
-        <w:tc>
-          <w:tcPr/>
-          <w:p>
-            <w:pPr>
-              <w:rPr>
-                <w:rFonts w:ascii="Arial" w:cs="Arial" w:eastAsia="Arial" w:hAnsi="Arial"/>
-                <w:sz w:val="20"/>
-                <w:szCs w:val="20"/>
-              </w:rPr>
-            </w:pPr>
-            <w:r>
-              <w:rPr>
-                <w:rtl w:val="0"/>
-              </w:rPr>
+            <w:r>
+              <w:t>Sprint-2</w:t>
+            </w:r>
+          </w:p>
+        </w:tc>
+        <w:tc>
+          <w:tcPr/>
+          <w:p>
+            <w:r>
+              <w:t>5</w:t>
+            </w:r>
+          </w:p>
+        </w:tc>
+        <w:tc>
+          <w:tcPr/>
+          <w:p>
+            <w:r>
+              <w:t>7 Days</w:t>
+            </w:r>
+          </w:p>
+        </w:tc>
+        <w:tc>
+          <w:tcPr/>
+          <w:p>
+            <w:r>
+              <w:t>21 Jul 2026</w:t>
+            </w:r>
+          </w:p>
+        </w:tc>
+        <w:tc>
+          <w:tcPr/>
+          <w:p>
+            <w:r>
+              <w:t>27 Jul 2026</w:t>
+            </w:r>
+          </w:p>
+        </w:tc>
+        <w:tc>
+          <w:tcPr/>
+          <w:p>
+            <w:r>
+              <w:t>5</w:t>
+            </w:r>
+          </w:p>
+        </w:tc>
+        <w:tc>
+          <w:tcPr/>
+          <w:p>
+            <w:r>
+              <w:t>27 Jul 2026</w:t>
             </w:r>
           </w:p>
         </w:tc>
@@ -2368,139 +1444,56 @@
         <w:tc>
           <w:tcPr/>
           <w:p>
-            <w:pPr>
-              <w:rPr>
-                <w:rFonts w:ascii="Arial" w:cs="Arial" w:eastAsia="Arial" w:hAnsi="Arial"/>
-                <w:sz w:val="20"/>
-                <w:szCs w:val="20"/>
-              </w:rPr>
-            </w:pPr>
-            <w:r>
-              <w:rPr>
-                <w:rFonts w:ascii="Arial" w:cs="Arial" w:eastAsia="Arial" w:hAnsi="Arial"/>
-                <w:sz w:val="20"/>
-                <w:szCs w:val="20"/>
-                <w:rtl w:val="0"/>
-              </w:rPr>
-              <w:t xml:space="preserve">Sprint-3</w:t>
-            </w:r>
-          </w:p>
-        </w:tc>
-        <w:tc>
-          <w:tcPr/>
-          <w:p>
-            <w:pPr>
-              <w:rPr>
-                <w:rFonts w:ascii="Arial" w:cs="Arial" w:eastAsia="Arial" w:hAnsi="Arial"/>
-                <w:sz w:val="20"/>
-                <w:szCs w:val="20"/>
-              </w:rPr>
-            </w:pPr>
-            <w:r>
-              <w:rPr>
-                <w:rFonts w:ascii="Arial" w:cs="Arial" w:eastAsia="Arial" w:hAnsi="Arial"/>
-                <w:sz w:val="20"/>
-                <w:szCs w:val="20"/>
-                <w:rtl w:val="0"/>
-              </w:rPr>
-              <w:t xml:space="preserve">20</w:t>
-            </w:r>
-          </w:p>
-        </w:tc>
-        <w:tc>
-          <w:tcPr/>
-          <w:p>
-            <w:pPr>
-              <w:rPr>
-                <w:rFonts w:ascii="Arial" w:cs="Arial" w:eastAsia="Arial" w:hAnsi="Arial"/>
-                <w:sz w:val="20"/>
-                <w:szCs w:val="20"/>
-              </w:rPr>
-            </w:pPr>
-            <w:r>
-              <w:rPr>
-                <w:rFonts w:ascii="Arial" w:cs="Arial" w:eastAsia="Arial" w:hAnsi="Arial"/>
-                <w:sz w:val="20"/>
-                <w:szCs w:val="20"/>
-                <w:rtl w:val="0"/>
-              </w:rPr>
-              <w:t xml:space="preserve">6 Days</w:t>
-            </w:r>
-          </w:p>
-        </w:tc>
-        <w:tc>
-          <w:tcPr/>
-          <w:p>
-            <w:pPr>
-              <w:rPr>
-                <w:rFonts w:ascii="Arial" w:cs="Arial" w:eastAsia="Arial" w:hAnsi="Arial"/>
-                <w:sz w:val="20"/>
-                <w:szCs w:val="20"/>
-              </w:rPr>
-            </w:pPr>
-            <w:r>
-              <w:rPr>
-                <w:rFonts w:ascii="Arial" w:cs="Arial" w:eastAsia="Arial" w:hAnsi="Arial"/>
-                <w:sz w:val="20"/>
-                <w:szCs w:val="20"/>
-                <w:rtl w:val="0"/>
-              </w:rPr>
-              <w:t xml:space="preserve">07 Nov 2022</w:t>
-            </w:r>
-          </w:p>
-        </w:tc>
-        <w:tc>
-          <w:tcPr/>
-          <w:p>
-            <w:pPr>
-              <w:rPr>
-                <w:rFonts w:ascii="Arial" w:cs="Arial" w:eastAsia="Arial" w:hAnsi="Arial"/>
-                <w:sz w:val="20"/>
-                <w:szCs w:val="20"/>
-              </w:rPr>
-            </w:pPr>
-            <w:r>
-              <w:rPr>
-                <w:rFonts w:ascii="Arial" w:cs="Arial" w:eastAsia="Arial" w:hAnsi="Arial"/>
-                <w:sz w:val="20"/>
-                <w:szCs w:val="20"/>
-                <w:rtl w:val="0"/>
-              </w:rPr>
-              <w:t xml:space="preserve">12 Nov 2022</w:t>
-            </w:r>
-          </w:p>
-        </w:tc>
-        <w:tc>
-          <w:tcPr/>
-          <w:p>
-            <w:pPr>
-              <w:rPr>
-                <w:rFonts w:ascii="Arial" w:cs="Arial" w:eastAsia="Arial" w:hAnsi="Arial"/>
-                <w:sz w:val="20"/>
-                <w:szCs w:val="20"/>
-              </w:rPr>
-            </w:pPr>
-            <w:r>
-              <w:rPr>
-                <w:rtl w:val="0"/>
-              </w:rPr>
-            </w:r>
-          </w:p>
-        </w:tc>
-        <w:tc>
-          <w:tcPr/>
-          <w:p>
-            <w:pPr>
-              <w:rPr>
-                <w:rFonts w:ascii="Arial" w:cs="Arial" w:eastAsia="Arial" w:hAnsi="Arial"/>
-                <w:sz w:val="20"/>
-                <w:szCs w:val="20"/>
-              </w:rPr>
-            </w:pPr>
-            <w:r>
-              <w:rPr>
-                <w:rtl w:val="0"/>
-              </w:rPr>
+            <w:r>
+              <w:t>Sprint-3</w:t>
+            </w:r>
+          </w:p>
+        </w:tc>
+        <w:tc>
+          <w:tcPr/>
+          <w:p>
+            <w:r>
+              <w:t>5</w:t>
+            </w:r>
+          </w:p>
+        </w:tc>
+        <w:tc>
+          <w:tcPr/>
+          <w:p>
+            <w:r>
+              <w:t>7 Days</w:t>
+            </w:r>
+          </w:p>
+        </w:tc>
+        <w:tc>
+          <w:tcPr/>
+          <w:p>
+            <w:r>
+              <w:t>28 Jul 2026</w:t>
+            </w:r>
+          </w:p>
+        </w:tc>
+        <w:tc>
+          <w:tcPr/>
+          <w:p>
+            <w:r>
+              <w:t>03 Aug 2026</w:t>
+            </w:r>
+          </w:p>
+        </w:tc>
+        <w:tc>
+          <w:tcPr/>
+          <w:p>
+            <w:r>
+              <w:t>5</w:t>
+            </w:r>
+          </w:p>
+        </w:tc>
+        <w:tc>
+          <w:tcPr/>
+          <w:p>
+            <w:r>
+              <w:t>03 Aug 2026</w:t>
             </w:r>
           </w:p>
         </w:tc>
@@ -2514,139 +1507,56 @@
         <w:tc>
           <w:tcPr/>
           <w:p>
-            <w:pPr>
-              <w:rPr>
-                <w:rFonts w:ascii="Arial" w:cs="Arial" w:eastAsia="Arial" w:hAnsi="Arial"/>
-                <w:sz w:val="20"/>
-                <w:szCs w:val="20"/>
-              </w:rPr>
-            </w:pPr>
-            <w:r>
-              <w:rPr>
-                <w:rFonts w:ascii="Arial" w:cs="Arial" w:eastAsia="Arial" w:hAnsi="Arial"/>
-                <w:sz w:val="20"/>
-                <w:szCs w:val="20"/>
-                <w:rtl w:val="0"/>
-              </w:rPr>
-              <w:t xml:space="preserve">Sprint-4</w:t>
-            </w:r>
-          </w:p>
-        </w:tc>
-        <w:tc>
-          <w:tcPr/>
-          <w:p>
-            <w:pPr>
-              <w:rPr>
-                <w:rFonts w:ascii="Arial" w:cs="Arial" w:eastAsia="Arial" w:hAnsi="Arial"/>
-                <w:sz w:val="20"/>
-                <w:szCs w:val="20"/>
-              </w:rPr>
-            </w:pPr>
-            <w:r>
-              <w:rPr>
-                <w:rFonts w:ascii="Arial" w:cs="Arial" w:eastAsia="Arial" w:hAnsi="Arial"/>
-                <w:sz w:val="20"/>
-                <w:szCs w:val="20"/>
-                <w:rtl w:val="0"/>
-              </w:rPr>
-              <w:t xml:space="preserve">20</w:t>
-            </w:r>
-          </w:p>
-        </w:tc>
-        <w:tc>
-          <w:tcPr/>
-          <w:p>
-            <w:pPr>
-              <w:rPr>
-                <w:rFonts w:ascii="Arial" w:cs="Arial" w:eastAsia="Arial" w:hAnsi="Arial"/>
-                <w:sz w:val="20"/>
-                <w:szCs w:val="20"/>
-              </w:rPr>
-            </w:pPr>
-            <w:r>
-              <w:rPr>
-                <w:rFonts w:ascii="Arial" w:cs="Arial" w:eastAsia="Arial" w:hAnsi="Arial"/>
-                <w:sz w:val="20"/>
-                <w:szCs w:val="20"/>
-                <w:rtl w:val="0"/>
-              </w:rPr>
-              <w:t xml:space="preserve">6 Days</w:t>
-            </w:r>
-          </w:p>
-        </w:tc>
-        <w:tc>
-          <w:tcPr/>
-          <w:p>
-            <w:pPr>
-              <w:rPr>
-                <w:rFonts w:ascii="Arial" w:cs="Arial" w:eastAsia="Arial" w:hAnsi="Arial"/>
-                <w:sz w:val="20"/>
-                <w:szCs w:val="20"/>
-              </w:rPr>
-            </w:pPr>
-            <w:r>
-              <w:rPr>
-                <w:rFonts w:ascii="Arial" w:cs="Arial" w:eastAsia="Arial" w:hAnsi="Arial"/>
-                <w:sz w:val="20"/>
-                <w:szCs w:val="20"/>
-                <w:rtl w:val="0"/>
-              </w:rPr>
-              <w:t xml:space="preserve">14 Nov 2022</w:t>
-            </w:r>
-          </w:p>
-        </w:tc>
-        <w:tc>
-          <w:tcPr/>
-          <w:p>
-            <w:pPr>
-              <w:rPr>
-                <w:rFonts w:ascii="Arial" w:cs="Arial" w:eastAsia="Arial" w:hAnsi="Arial"/>
-                <w:sz w:val="20"/>
-                <w:szCs w:val="20"/>
-              </w:rPr>
-            </w:pPr>
-            <w:r>
-              <w:rPr>
-                <w:rFonts w:ascii="Arial" w:cs="Arial" w:eastAsia="Arial" w:hAnsi="Arial"/>
-                <w:sz w:val="20"/>
-                <w:szCs w:val="20"/>
-                <w:rtl w:val="0"/>
-              </w:rPr>
-              <w:t xml:space="preserve">19 Nov 2022</w:t>
-            </w:r>
-          </w:p>
-        </w:tc>
-        <w:tc>
-          <w:tcPr/>
-          <w:p>
-            <w:pPr>
-              <w:rPr>
-                <w:rFonts w:ascii="Arial" w:cs="Arial" w:eastAsia="Arial" w:hAnsi="Arial"/>
-                <w:sz w:val="20"/>
-                <w:szCs w:val="20"/>
-              </w:rPr>
-            </w:pPr>
-            <w:r>
-              <w:rPr>
-                <w:rtl w:val="0"/>
-              </w:rPr>
-            </w:r>
-          </w:p>
-        </w:tc>
-        <w:tc>
-          <w:tcPr/>
-          <w:p>
-            <w:pPr>
-              <w:rPr>
-                <w:rFonts w:ascii="Arial" w:cs="Arial" w:eastAsia="Arial" w:hAnsi="Arial"/>
-                <w:sz w:val="20"/>
-                <w:szCs w:val="20"/>
-              </w:rPr>
-            </w:pPr>
-            <w:r>
-              <w:rPr>
-                <w:rtl w:val="0"/>
-              </w:rPr>
+            <w:r>
+              <w:t>Sprint-4</w:t>
+            </w:r>
+          </w:p>
+        </w:tc>
+        <w:tc>
+          <w:tcPr/>
+          <w:p>
+            <w:r>
+              <w:t>7</w:t>
+            </w:r>
+          </w:p>
+        </w:tc>
+        <w:tc>
+          <w:tcPr/>
+          <w:p>
+            <w:r>
+              <w:t>7 Days</w:t>
+            </w:r>
+          </w:p>
+        </w:tc>
+        <w:tc>
+          <w:tcPr/>
+          <w:p>
+            <w:r>
+              <w:t>04 Aug 2026</w:t>
+            </w:r>
+          </w:p>
+        </w:tc>
+        <w:tc>
+          <w:tcPr/>
+          <w:p>
+            <w:r>
+              <w:t>10 Aug 2026</w:t>
+            </w:r>
+          </w:p>
+        </w:tc>
+        <w:tc>
+          <w:tcPr/>
+          <w:p>
+            <w:r>
+              <w:t>7</w:t>
+            </w:r>
+          </w:p>
+        </w:tc>
+        <w:tc>
+          <w:tcPr/>
+          <w:p>
+            <w:r>
+              <w:t>10 Aug 2026</w:t>
             </w:r>
           </w:p>
         </w:tc>
